--- a/downloads/chss-district-commitments.docx
+++ b/downloads/chss-district-commitments.docx
@@ -15,7 +15,7 @@
         <w:rPr>
           <w:i/>
         </w:rPr>
-        <w:t>Draft v0.4 · Oct 26, 2026 · Center for High School Success · for discussion; not legal advice</w:t>
+        <w:t>Draft v1.0 · Oct 26, 2026 · Center for High School Success · for discussion; not legal advice</w:t>
       </w:r>
     </w:p>
     <w:p>

--- a/downloads/chss-district-commitments.docx
+++ b/downloads/chss-district-commitments.docx
@@ -15,7 +15,7 @@
         <w:rPr>
           <w:i/>
         </w:rPr>
-        <w:t>Draft v1.0 · Oct 26, 2026 · Center for High School Success · for discussion; not legal advice</w:t>
+        <w:t>Draft v1.1 · Oct 27, 2026 · Center for High School Success · for discussion; not legal advice</w:t>
       </w:r>
     </w:p>
     <w:p>
@@ -393,7 +393,7 @@
     </w:p>
     <w:p>
       <w:r>
-        <w:t>The District will review the full content of the CHSS Belonging Screener and the Skills Screener, item by item, before either is administered, and will determine what parent notice, opt-out, or prior written consent is required by District policy, by the Protection of Pupil Rights Amendment (20 U.S.C. § 1232h), and by state law (in Arizona, A.R.S. §§ 15-104 and 15-117). CHSS will not open collection at a participating school until the District has authorized the instruments in writing and certified that any required notice has been given and any required consent is on file. The District administers the screeners through the School Team. CHSS will not add or change questions without the District's written approval and will provide each versioned instrument for that purpose. Screening Data is Student Data for all purposes of this Agreement.</w:t>
+        <w:t>The District will review the full content of the CHSS Belonging Screener and the Skills Screener, item by item, before either is administered, and will determine what parent notice, opt-out, or prior written consent is required by District policy, by the Protection of Pupil Rights Amendment (20 U.S.C. § 1232h), and by state law (in Arizona, A.R.S. §§ 15-104 and 15-117). CHSS will not open collection at a participating school until the District has authorized the instruments in writing and certified that any required notice has been given and any required consent is on file. The District administers the screeners through the School Team. CHSS will not add or change questions without the District's written approval and will provide each versioned instrument for that purpose. Where state law or District policy restricts or prohibits a screener's subject matter, the District may decline a screener in whole or in part, and the Services continue without it. Screening Data is Student Data for all purposes of this Agreement.</w:t>
       </w:r>
     </w:p>
     <w:p>
@@ -853,7 +853,7 @@
           <w:p>
             <w:r/>
             <w:r>
-              <w:t>Demographics (race/ethnicity, gender, EL, IEP/504, economic status)</w:t>
+              <w:t>Demographics (race/ethnicity, gender, EL status)</w:t>
             </w:r>
           </w:p>
         </w:tc>
@@ -876,6 +876,41 @@
             <w:r/>
             <w:r>
               <w:t>For subgroup reporting at the District's election</w:t>
+            </w:r>
+          </w:p>
+        </w:tc>
+      </w:tr>
+      <w:tr>
+        <w:tc>
+          <w:tcPr>
+            <w:tcW w:type="dxa" w:w="2880"/>
+          </w:tcPr>
+          <w:p>
+            <w:r/>
+            <w:r>
+              <w:t>IEP/504 status; economic status (free or reduced-price meals)</w:t>
+            </w:r>
+          </w:p>
+        </w:tc>
+        <w:tc>
+          <w:tcPr>
+            <w:tcW w:type="dxa" w:w="2880"/>
+          </w:tcPr>
+          <w:p>
+            <w:r/>
+            <w:r>
+              <w:t>Optional, sensitive</w:t>
+            </w:r>
+          </w:p>
+        </w:tc>
+        <w:tc>
+          <w:tcPr>
+            <w:tcW w:type="dxa" w:w="2880"/>
+          </w:tcPr>
+          <w:p>
+            <w:r/>
+            <w:r>
+              <w:t>Not needed for Navigator. Many districts treat these as their most protected categories and will decline; CHSS does not ask for them unless the District elects to provide them for subgroup reporting</w:t>
             </w:r>
           </w:p>
         </w:tc>
@@ -2049,6 +2084,20 @@
         <w:t xml:space="preserve"> add the privacy contact from Exhibit D-3 as a required notice recipient for matters under Appendix A.</w:t>
       </w:r>
     </w:p>
+    <w:p>
+      <w:pPr>
+        <w:pStyle w:val="ListBullet"/>
+      </w:pPr>
+      <w:r>
+        <w:rPr>
+          <w:b/>
+        </w:rPr>
+        <w:t>Section Two or Section Four, renewal:</w:t>
+      </w:r>
+      <w:r>
+        <w:t xml:space="preserve"> add: "The data provisions of this Agreement and Appendix A do not renew automatically. Continuation of Student Data sharing beyond the Term requires a new written agreement signed by both Parties." Section Four already says no financial commitment survives Year 1; this makes the same true of the data.</w:t>
+      </w:r>
+    </w:p>
     <w:sectPr>
       <w:pgSz w:w="12240" w:h="15840"/>
       <w:pgMar w:top="1440" w:right="1800" w:bottom="1440" w:left="1800" w:header="720" w:footer="720" w:gutter="0"/>

--- a/downloads/chss-district-commitments.docx
+++ b/downloads/chss-district-commitments.docx
@@ -15,7 +15,7 @@
         <w:rPr>
           <w:i/>
         </w:rPr>
-        <w:t>Draft v1.1 · Oct 27, 2026 · Center for High School Success · for discussion; not legal advice</w:t>
+        <w:t>Draft v1.2 · Oct 27, 2026 · Center for High School Success · for discussion; not legal advice</w:t>
       </w:r>
     </w:p>
     <w:p>
@@ -1493,7 +1493,7 @@
           <w:p>
             <w:r/>
             <w:r>
-              <w:t>Technical contact</w:t>
+              <w:t>District technical contact</w:t>
             </w:r>
           </w:p>
         </w:tc>
@@ -1517,7 +1517,7 @@
           <w:p>
             <w:r/>
             <w:r>
-              <w:t>Privacy contact</w:t>
+              <w:t>District privacy contact</w:t>
             </w:r>
           </w:p>
         </w:tc>
@@ -1541,7 +1541,7 @@
           <w:p>
             <w:r/>
             <w:r>
-              <w:t>Program contact(s)</w:t>
+              <w:t>District program contact(s)</w:t>
             </w:r>
           </w:p>
         </w:tc>
@@ -1553,6 +1553,54 @@
             <w:r/>
             <w:r>
               <w:t>[name, school]</w:t>
+            </w:r>
+          </w:p>
+        </w:tc>
+      </w:tr>
+      <w:tr>
+        <w:tc>
+          <w:tcPr>
+            <w:tcW w:type="dxa" w:w="4320"/>
+          </w:tcPr>
+          <w:p>
+            <w:r/>
+            <w:r>
+              <w:t>CHSS privacy officer (Appendix A.7)</w:t>
+            </w:r>
+          </w:p>
+        </w:tc>
+        <w:tc>
+          <w:tcPr>
+            <w:tcW w:type="dxa" w:w="4320"/>
+          </w:tcPr>
+          <w:p>
+            <w:r/>
+            <w:r>
+              <w:t>[name, title, email, phone]</w:t>
+            </w:r>
+          </w:p>
+        </w:tc>
+      </w:tr>
+      <w:tr>
+        <w:tc>
+          <w:tcPr>
+            <w:tcW w:type="dxa" w:w="4320"/>
+          </w:tcPr>
+          <w:p>
+            <w:r/>
+            <w:r>
+              <w:t>CHSS security officer (Appendix A.7)</w:t>
+            </w:r>
+          </w:p>
+        </w:tc>
+        <w:tc>
+          <w:tcPr>
+            <w:tcW w:type="dxa" w:w="4320"/>
+          </w:tcPr>
+          <w:p>
+            <w:r/>
+            <w:r>
+              <w:t>[name, title, email, phone]</w:t>
             </w:r>
           </w:p>
         </w:tc>

--- a/downloads/chss-district-commitments.docx
+++ b/downloads/chss-district-commitments.docx
@@ -15,7 +15,7 @@
         <w:rPr>
           <w:i/>
         </w:rPr>
-        <w:t>Draft v1.2 · Oct 27, 2026 · Center for High School Success · for discussion; not legal advice</w:t>
+        <w:t>Draft v1.3 · Oct 27, 2026 · Center for High School Success · for discussion; not legal advice</w:t>
       </w:r>
     </w:p>
     <w:p>
@@ -208,44 +208,10 @@
         <w:rPr>
           <w:b/>
         </w:rPr>
-        <w:t>Coaches.</w:t>
+        <w:t>CHSS coaching staff.</w:t>
       </w:r>
       <w:r>
-        <w:t xml:space="preserve"> In both options the Coach assigned to a participating school is a CHSS employee acting as a school official under Section 5.1, bound by Appendix A, trained annually in FERPA and privacy, under a confidentiality obligation, and subject to the personnel requirements in Appendix A.7. The District may revoke a Coach's access at any time by written notice. </w:t>
-      </w:r>
-      <w:r>
-        <w:rPr>
-          <w:i/>
-        </w:rPr>
-        <w:t>One of the following applies; the District's election is recorded in Exhibit D-3.</w:t>
-      </w:r>
-    </w:p>
-    <w:p>
-      <w:pPr>
-        <w:pStyle w:val="Quote"/>
-      </w:pPr>
-      <w:r>
-        <w:rPr>
-          <w:b/>
-        </w:rPr>
-        <w:t>Option A (standing access).</w:t>
-      </w:r>
-      <w:r>
-        <w:t xml:space="preserve"> The Coach holds a Navigator login and may view student-level records, including names, for the schools the Coach supports, with every access logged.</w:t>
-      </w:r>
-    </w:p>
-    <w:p>
-      <w:pPr>
-        <w:pStyle w:val="Quote"/>
-      </w:pPr>
-      <w:r>
-        <w:rPr>
-          <w:b/>
-        </w:rPr>
-        <w:t>Option B (in-session view; default).</w:t>
-      </w:r>
-      <w:r>
-        <w:t xml:space="preserve"> The Coach holds no Navigator login and no standing access to student-level records. The Coach views student-level records, including names, only during a coaching session, on the screen of a School Team member who is logged into Navigator, and does not retain, copy, or record them. Outside sessions the Coach works from Aggregate Data. CHSS keeps a record of each such session (Coach, school, School Team member, date, purpose) and provides it to the District on request; Navigator's own logs record the School Team member's access. The District may elect by written notice to convert a Coach to Option A for a school.</w:t>
+        <w:t xml:space="preserve"> The Coach assigned to a participating school, and CHSS staff who directly support that school's screening and intervention work, may access student-level records, including names, for that school only, solely to prepare for and conduct ninth grade success team meetings, screening review, intervention planning, and progress monitoring with the School Team, and for no other purpose. Each such person is a CHSS employee acting as a school official under Section 5.1, bound by Appendix A, trained annually in FERPA and privacy, under a confidentiality obligation, and subject to the personnel requirements in Appendix A.7. Every access to student-level records is logged under Appendix A.7. The District may limit or revoke any individual's access at any time by written notice, including limiting a Coach to viewing student-level records only during meetings with the School Team.</w:t>
       </w:r>
     </w:p>
     <w:p>
@@ -1373,7 +1339,7 @@
           <w:p>
             <w:r/>
             <w:r>
-              <w:t>Coach access (5.4)</w:t>
+              <w:t>Limits on CHSS coaching staff access (5.4), if any</w:t>
             </w:r>
           </w:p>
         </w:tc>
@@ -1384,7 +1350,7 @@
           <w:p>
             <w:r/>
             <w:r>
-              <w:t>☐ Option A (standing access) ☐ Option B (in-session view)</w:t>
+              <w:t>☐ None beyond Section 5.4 ☐ Meetings with the School Team only ☐ Other: [ ]</w:t>
             </w:r>
           </w:p>
         </w:tc>

--- a/downloads/chss-district-commitments.docx
+++ b/downloads/chss-district-commitments.docx
@@ -15,7 +15,7 @@
         <w:rPr>
           <w:i/>
         </w:rPr>
-        <w:t>Draft v1.3 · Oct 27, 2026 · Center for High School Success · for discussion; not legal advice</w:t>
+        <w:t>Draft v1.4 · Oct 29, 2026 · Center for High School Success · for discussion; not legal advice</w:t>
       </w:r>
     </w:p>
     <w:p>
@@ -1012,6 +1012,76 @@
           </w:tcPr>
           <w:p>
             <w:r/>
+          </w:p>
+        </w:tc>
+      </w:tr>
+      <w:tr>
+        <w:tc>
+          <w:tcPr>
+            <w:tcW w:type="dxa" w:w="2880"/>
+          </w:tcPr>
+          <w:p>
+            <w:r/>
+            <w:r>
+              <w:t>Data created in the Services: intervention plans and records, team meeting notes, on-track and risk flags, software-generated suggestions</w:t>
+            </w:r>
+          </w:p>
+        </w:tc>
+        <w:tc>
+          <w:tcPr>
+            <w:tcW w:type="dxa" w:w="2880"/>
+          </w:tcPr>
+          <w:p>
+            <w:r/>
+            <w:r>
+              <w:t>Created by School Team and CHSS users</w:t>
+            </w:r>
+          </w:p>
+        </w:tc>
+        <w:tc>
+          <w:tcPr>
+            <w:tcW w:type="dxa" w:w="2880"/>
+          </w:tcPr>
+          <w:p>
+            <w:r/>
+            <w:r>
+              <w:t>Student Data for all purposes of this Agreement and Appendix A</w:t>
+            </w:r>
+          </w:p>
+        </w:tc>
+      </w:tr>
+      <w:tr>
+        <w:tc>
+          <w:tcPr>
+            <w:tcW w:type="dxa" w:w="2880"/>
+          </w:tcPr>
+          <w:p>
+            <w:r/>
+            <w:r>
+              <w:t>Staff data: names, work email, role, school, Navigator username; teacher of record where provided</w:t>
+            </w:r>
+          </w:p>
+        </w:tc>
+        <w:tc>
+          <w:tcPr>
+            <w:tcW w:type="dxa" w:w="2880"/>
+          </w:tcPr>
+          <w:p>
+            <w:r/>
+            <w:r>
+              <w:t>Required for Navigator users</w:t>
+            </w:r>
+          </w:p>
+        </w:tc>
+        <w:tc>
+          <w:tcPr>
+            <w:tcW w:type="dxa" w:w="2880"/>
+          </w:tcPr>
+          <w:p>
+            <w:r/>
+            <w:r>
+              <w:t>Protected under Appendix A the same way as Student Data; listed as teacher data in NDPA Exhibit I where applicable</w:t>
+            </w:r>
           </w:p>
         </w:tc>
       </w:tr>

--- a/downloads/chss-district-commitments.docx
+++ b/downloads/chss-district-commitments.docx
@@ -15,7 +15,7 @@
         <w:rPr>
           <w:i/>
         </w:rPr>
-        <w:t>Draft v1.4 · Oct 29, 2026 · Center for High School Success · for discussion; not legal advice</w:t>
+        <w:t>Draft v1.5 · Oct 29, 2026 · Center for High School Success · for discussion; not legal advice</w:t>
       </w:r>
     </w:p>
     <w:p>
